--- a/docs/给新Agent交接手册.docx
+++ b/docs/给新Agent交接手册.docx
@@ -12,20 +12,20 @@
           <w:b/>
           <w:sz w:val="36"/>
         </w:rPr>
-        <w:t>给新 Agent 的交接手册（必读）</w:t>
+        <w:t>给新 Agent 的交接手册（环境 / 禁区 / 教学习惯 / 真实进度）</w:t>
       </w:r>
     </w:p>
     <w:p>
       <w:pPr>
-        <w:spacing w:after="200" w:line="276" w:lineRule="auto"/>
+        <w:spacing w:after="120" w:line="276" w:lineRule="auto"/>
       </w:pPr>
       <w:r>
         <w:rPr>
           <w:rFonts w:ascii="Microsoft YaHei" w:hAnsi="Microsoft YaHei" w:eastAsia="Microsoft YaHei"/>
-          <w:b/>
-          <w:sz w:val="32"/>
+          <w:b w:val="0"/>
+          <w:sz w:val="22"/>
         </w:rPr>
-        <w:t>给新 Agent 的交接手册（必读）</w:t>
+        <w:t>﻿# 给新 Agent 的交接手册（必读）</w:t>
       </w:r>
     </w:p>
     <w:p>
@@ -77,7 +77,7 @@
           <w:b w:val="0"/>
           <w:sz w:val="20"/>
         </w:rPr>
-        <w:t>本文更新日期：2026-09-14（退出登录完成；Git 已 init 未 commit；根目录 .gitignore 已备）</w:t>
+        <w:t>本文更新日期：2026-09-19（Git 第一次 commit 已完成；T6 的 push 尚未做；文档/日记已同步改 md）</w:t>
       </w:r>
     </w:p>
     <w:p>
@@ -155,7 +155,7 @@
           <w:b w:val="0"/>
           <w:sz w:val="22"/>
         </w:rPr>
-        <w:t xml:space="preserve">进度以代码为准：登录 + JWT + 存 token + 守卫 + Home 用户名 + 退出登录 已通；选课业务未做；Git 已 init，尚未第一次 commit。  </w:t>
+        <w:t xml:space="preserve">进度以代码为准：登录 + JWT + 存 token + 守卫 + Home 用户名 + 退出登录 已通；选课业务未做；Git 已有第一次 commit（9/19，`36a8086`），push 未做。  </w:t>
       </w:r>
     </w:p>
     <w:p>
@@ -715,6 +715,71 @@
           <w:sz w:val="22"/>
         </w:rPr>
         <w:t>打卡模板（若用户还要用）：日期 / 上班或休息 / 是否空窗 / 实际时长 / 还债分钟 / 完成任务 / 未完成。</w:t>
+      </w:r>
+    </w:p>
+    <w:p>
+      <w:pPr>
+        <w:spacing w:after="120" w:line="276" w:lineRule="auto"/>
+      </w:pPr>
+      <w:r>
+        <w:rPr>
+          <w:rFonts w:ascii="Microsoft YaHei" w:hAnsi="Microsoft YaHei" w:eastAsia="Microsoft YaHei"/>
+          <w:b/>
+          <w:sz w:val="24"/>
+        </w:rPr>
+        <w:t>收工流程（本人 2026-09-19 明确要求 · 每次学习结束都要做）</w:t>
+      </w:r>
+    </w:p>
+    <w:p>
+      <w:pPr>
+        <w:pStyle w:val="ListBullet"/>
+      </w:pPr>
+      <w:r>
+        <w:rPr>
+          <w:rFonts w:ascii="Microsoft YaHei" w:hAnsi="Microsoft YaHei" w:eastAsia="Microsoft YaHei"/>
+          <w:b w:val="0"/>
+          <w:sz w:val="22"/>
+        </w:rPr>
+        <w:t>每次学习结束后，Agent 主动更新 Word 文档 + 续写日记，不用再问是否要改。</w:t>
+      </w:r>
+    </w:p>
+    <w:p>
+      <w:pPr>
+        <w:pStyle w:val="ListBullet"/>
+      </w:pPr>
+      <w:r>
+        <w:rPr>
+          <w:rFonts w:ascii="Microsoft YaHei" w:hAnsi="Microsoft YaHei" w:eastAsia="Microsoft YaHei"/>
+          <w:b w:val="0"/>
+          <w:sz w:val="22"/>
+        </w:rPr>
+        <w:t>改动对象：给新Agent交接手册.docx（过期处同步）、学习日记汇总.docx（续写当天）、必要时 学习进度与技术说明.docx。</w:t>
+      </w:r>
+    </w:p>
+    <w:p>
+      <w:pPr>
+        <w:pStyle w:val="ListBullet"/>
+      </w:pPr>
+      <w:r>
+        <w:rPr>
+          <w:rFonts w:ascii="Microsoft YaHei" w:hAnsi="Microsoft YaHei" w:eastAsia="Microsoft YaHei"/>
+          <w:b w:val="0"/>
+          <w:sz w:val="22"/>
+        </w:rPr>
+        <w:t xml:space="preserve">Word 是主文档（2026-09-19 改版）：直接维护 docx；md 源文件已删除。原「先改 md 再导出」流程作废；旧 md 在 git 历史 `70d0b60` 可找回。  </w:t>
+      </w:r>
+    </w:p>
+    <w:p>
+      <w:pPr>
+        <w:pStyle w:val="ListBullet"/>
+      </w:pPr>
+      <w:r>
+        <w:rPr>
+          <w:rFonts w:ascii="Microsoft YaHei" w:hAnsi="Microsoft YaHei" w:eastAsia="Microsoft YaHei"/>
+          <w:b w:val="0"/>
+          <w:sz w:val="22"/>
+        </w:rPr>
+        <w:t xml:space="preserve">收工时一并报：今日时长 / 是否空窗 / 债变化 / 完成任务编号。  </w:t>
       </w:r>
     </w:p>
     <w:p>
@@ -1386,6 +1451,19 @@
       <w:r>
         <w:rPr>
           <w:rFonts w:ascii="Microsoft YaHei" w:hAnsi="Microsoft YaHei" w:eastAsia="Microsoft YaHei"/>
+          <w:b w:val="0"/>
+          <w:sz w:val="20"/>
+        </w:rPr>
+        <w:t>已作废（2026-09-19）：仓库已建。根目录 `I:\EE （2）\.git` 存在，已 init（9/13）、已完成第一次 commit（9/19，`36a8086`）。根 `.gitignore` 生效，`node_modules` 未入库。</w:t>
+      </w:r>
+    </w:p>
+    <w:p>
+      <w:pPr>
+        <w:spacing w:after="120" w:line="276" w:lineRule="auto"/>
+      </w:pPr>
+      <w:r>
+        <w:rPr>
+          <w:rFonts w:ascii="Microsoft YaHei" w:hAnsi="Microsoft YaHei" w:eastAsia="Microsoft YaHei"/>
           <w:b/>
           <w:sz w:val="24"/>
         </w:rPr>
@@ -1740,7 +1818,7 @@
           <w:b w:val="0"/>
           <w:sz w:val="22"/>
         </w:rPr>
-        <w:t xml:space="preserve">Git：已 init；下次 第一次 add/commit（再可选 push）。  </w:t>
+        <w:t xml:space="preserve">Git：第一次 commit 已完成（9/19，`36a8086`）；下一步可选 push。  </w:t>
       </w:r>
     </w:p>
     <w:p>
@@ -1753,7 +1831,7 @@
           <w:b w:val="0"/>
           <w:sz w:val="22"/>
         </w:rPr>
-        <w:t xml:space="preserve">课程列表 / 选课（原 T7/T8）。  </w:t>
+        <w:t xml:space="preserve">课程列表 / 选课（原 T7/T8）← 当前最高优先级。  </w:t>
       </w:r>
     </w:p>
     <w:p>
@@ -1779,7 +1857,20 @@
           <w:b w:val="0"/>
           <w:sz w:val="22"/>
         </w:rPr>
-        <w:t>密码改密文、整理重复连库代码——非当前最高优先级。</w:t>
+        <w:t xml:space="preserve">密码改密文、整理重复连库代码——非当前最高优先级。  </w:t>
+      </w:r>
+    </w:p>
+    <w:p>
+      <w:pPr>
+        <w:pStyle w:val="ListNumber"/>
+      </w:pPr>
+      <w:r>
+        <w:rPr>
+          <w:rFonts w:ascii="Microsoft YaHei" w:hAnsi="Microsoft YaHei" w:eastAsia="Microsoft YaHei"/>
+          <w:b w:val="0"/>
+          <w:sz w:val="22"/>
+        </w:rPr>
+        <w:t>文档/日记由 Agent 收工时同步更新（先改 md，再导 docx）。</w:t>
       </w:r>
     </w:p>
     <w:p>
@@ -1818,7 +1909,7 @@
           <w:b w:val="0"/>
           <w:sz w:val="22"/>
         </w:rPr>
-        <w:t xml:space="preserve">日记 `今日总结-2026-07-25.md` 续写到 2026-08-12，更接近代码。  </w:t>
+        <w:t xml:space="preserve">日记 `今日总结-2026-07-25.md` 续写到 2026-09-19，更接近代码。  </w:t>
       </w:r>
     </w:p>
     <w:p>
@@ -2222,7 +2313,7 @@
           <w:b w:val="0"/>
           <w:sz w:val="20"/>
         </w:rPr>
-        <w:t>T6  |  Git  |  进行中：已安装/署名/init/.gitignore；缺第一次 commit（push 未做）</w:t>
+        <w:t>T6  |  Git  |  已完成主体：已 init + 署名 + `.gitignore` + 第一次 commit（9/19，`36a8086`）；仅剩可选 `push`</w:t>
       </w:r>
     </w:p>
     <w:p>
@@ -2235,7 +2326,7 @@
           <w:b w:val="0"/>
           <w:sz w:val="20"/>
         </w:rPr>
-        <w:t>T7  |  课程列表  |  未做</w:t>
+        <w:t>T7  |  课程列表  |  未做 ← 下一步</w:t>
       </w:r>
     </w:p>
     <w:p>
@@ -2352,7 +2443,7 @@
           <w:b w:val="0"/>
           <w:sz w:val="22"/>
         </w:rPr>
-        <w:t xml:space="preserve">若推进：Git 第一次 commit（或 push）/ 选课业务 / 用户指定。  </w:t>
+        <w:t xml:space="preserve">若推进：下一步是 T7 课程列表（Git 主体已完成，push 可选）/ 用户指定。  </w:t>
       </w:r>
     </w:p>
     <w:p>

--- a/docs/给新Agent交接手册.docx
+++ b/docs/给新Agent交接手册.docx
@@ -766,7 +766,7 @@
           <w:b w:val="0"/>
           <w:sz w:val="22"/>
         </w:rPr>
-        <w:t xml:space="preserve">Word 是主文档（2026-09-19 改版）：直接维护 docx；md 源文件已删除。原「先改 md 再导出」流程作废；旧 md 在 git 历史 `70d0b60` 可找回。  </w:t>
+        <w:t>本项目的学习文档只有 Word（.docx），没有 md 源文件。读写用 python docs\_docx_tool.py（read / find / replace / append，详见 docs\Word文档说明.txt）；改前先 git commit 存档，且只用段落号替换、不按关键词批量替换。旧 md 在 git 历史 70d0b60 可找回。</w:t>
       </w:r>
     </w:p>
     <w:p>

--- a/docs/给新Agent交接手册.docx
+++ b/docs/给新Agent交接手册.docx
@@ -753,7 +753,7 @@
           <w:b w:val="0"/>
           <w:sz w:val="22"/>
         </w:rPr>
-        <w:t>改动对象：给新Agent交接手册.docx（过期处同步）、学习日记汇总.docx（续写当天）、必要时 学习进度与技术说明.docx。</w:t>
+        <w:t>改动对象与各文档分工：学习日记汇总.docx = 只往下追加当天做了什么，不改上面已写的；给新Agent交接手册.docx / 学习进度与技术说明.docx = 记录最新状态，按代码变化更新。</w:t>
       </w:r>
     </w:p>
     <w:p>
@@ -767,6 +767,11 @@
           <w:sz w:val="22"/>
         </w:rPr>
         <w:t>本项目的学习文档只有 Word（.docx），没有 md 源文件。读写用 python docs\_docx_tool.py（read / find / replace / append，详见 docs\Word文档说明.txt）；改前先 git commit 存档，且只用段落号替换、不按关键词批量替换。旧 md 在 git 历史 70d0b60 可找回。</w:t>
+      </w:r>
+    </w:p>
+    <w:p>
+      <w:r>
+        <w:t>文档记录的哲学（2026-09-19 用户确认）：文档记的是成长过程，不是只留最新快照。像「密码一开始明文、后来改加密」这种演进，就写成「原先明文 → 现在加密」保留对比，别抹掉旧状态。只有明显的事实错误（例如说某文件不存在其实存在、说没提交其实提交了）才直接改掉或删除。</w:t>
       </w:r>
     </w:p>
     <w:p>

--- a/docs/给新Agent交接手册.docx
+++ b/docs/给新Agent交接手册.docx
@@ -116,7 +116,7 @@
           <w:b w:val="0"/>
           <w:sz w:val="22"/>
         </w:rPr>
-        <w:t xml:space="preserve">项目根目录：`I:\EE （2）`（手敲版选课系统；成品参考在 `I:\EE`，别混）。  </w:t>
+        <w:t xml:space="preserve">项目根目录：I:\EE （2）（手敲版选课系统；成品参考在 I:\EE，别混）。  </w:t>
       </w:r>
     </w:p>
     <w:p>
@@ -155,7 +155,7 @@
           <w:b w:val="0"/>
           <w:sz w:val="22"/>
         </w:rPr>
-        <w:t xml:space="preserve">进度以代码为准：登录 + JWT + 存 token + 守卫 + Home 用户名 + 退出登录 已通；选课业务未做；Git 已有第一次 commit（9/19，`36a8086`），push 未做。  </w:t>
+        <w:t xml:space="preserve">进度以代码为准：登录 + JWT + 存 token + 守卫 + Home 用户名 + 退出登录 已通；选课业务未做；Git 已有第一次 commit（9/19，36a8086），push 未做。  </w:t>
       </w:r>
     </w:p>
     <w:p>
@@ -207,7 +207,7 @@
           <w:b w:val="0"/>
           <w:sz w:val="22"/>
         </w:rPr>
-        <w:t xml:space="preserve">store 易读版：`setupUserStore` + `defineStore('user', setupUserStore)`。  </w:t>
+        <w:t xml:space="preserve">store 易读版：setupUserStore + defineStore('user', setupUserStore)。  </w:t>
       </w:r>
     </w:p>
     <w:p>
@@ -220,7 +220,7 @@
           <w:b w:val="0"/>
           <w:sz w:val="22"/>
         </w:rPr>
-        <w:t xml:space="preserve">Git：`I:\Study\Git`；全局署名 志 / 1606472380a@gmail.com；仓库根 `I:\EE （2）`；根目录已有 `.gitignore`。  </w:t>
+        <w:t xml:space="preserve">Git：I:\Study\Git；全局署名 志 / 1606472380a@gmail.com；仓库根 I:\EE （2）；根目录已有 .gitignore。  </w:t>
       </w:r>
     </w:p>
     <w:p>
@@ -233,7 +233,12 @@
           <w:b w:val="0"/>
           <w:sz w:val="22"/>
         </w:rPr>
-        <w:t>cmd 进项目必须：`cd /d "I:\EE （2）"`（PowerShell 一般不用 `/d`）。</w:t>
+        <w:t>cmd 进项目必须：cd /d "I:\EE （2）"（PowerShell 一般不用 /d）。</w:t>
+      </w:r>
+    </w:p>
+    <w:p>
+      <w:r>
+        <w:t>Python 在 I:\Study\Python idle（3.13）；学习文档只有 Word，读写见 docs\Word文档说明.txt（用 docs\_docx_tool.py）。</w:t>
       </w:r>
     </w:p>
     <w:p>
@@ -285,7 +290,7 @@
           <w:b w:val="0"/>
           <w:sz w:val="22"/>
         </w:rPr>
-        <w:t xml:space="preserve">做法：在 `I:\EE （2）` 从零手敲；可参考 `I:\EE` 成品，但本目录是练习版。  </w:t>
+        <w:t xml:space="preserve">做法：在 I:\EE （2） 从零手敲；可参考 I:\EE 成品，但本目录是练习版。  </w:t>
       </w:r>
     </w:p>
     <w:p>
@@ -441,7 +446,7 @@
           <w:b w:val="0"/>
           <w:sz w:val="22"/>
         </w:rPr>
-        <w:t xml:space="preserve">题要对准他现有薄弱点和本项目真实写法（勿按成品 `I:\EE` 的哈希等超前假设，除非在对比说明）。  </w:t>
+        <w:t xml:space="preserve">题要对准他现有薄弱点和本项目真实写法（勿按成品 I:\EE 的哈希等超前假设，除非在对比说明）。  </w:t>
       </w:r>
     </w:p>
     <w:p>
@@ -480,7 +485,7 @@
           <w:b w:val="0"/>
           <w:sz w:val="22"/>
         </w:rPr>
-        <w:t xml:space="preserve">token 后端 `jwt.encode` 生成，前端 `setLogin` 写入 localStorage  </w:t>
+        <w:t xml:space="preserve">token 后端 jwt.encode 生成，前端 setLogin 写入 localStorage  </w:t>
       </w:r>
     </w:p>
     <w:p>
@@ -506,7 +511,7 @@
           <w:b w:val="0"/>
           <w:sz w:val="22"/>
         </w:rPr>
-        <w:t xml:space="preserve">`res.data.data`：axios 的 `res.data` + 后端包的 `data`；Home 不再用 `res`，读 `userStore`  </w:t>
+        <w:t xml:space="preserve">res.data.data：axios 的 res.data + 后端包的 data；Home 不再用 res，读 userStore  </w:t>
       </w:r>
     </w:p>
     <w:p>
@@ -519,7 +524,7 @@
           <w:b w:val="0"/>
           <w:sz w:val="22"/>
         </w:rPr>
-        <w:t xml:space="preserve">`useUserStore` = 钥匙函数；`userStore = useUserStore()` = 仓；模板变量名须一致  </w:t>
+        <w:t xml:space="preserve">useUserStore = 钥匙函数；userStore = useUserStore() = 仓；模板变量名须一致  </w:t>
       </w:r>
     </w:p>
     <w:p>
@@ -532,7 +537,7 @@
           <w:b w:val="0"/>
           <w:sz w:val="22"/>
         </w:rPr>
-        <w:t xml:space="preserve">仓名 `'user'` ≠ stu1；stu1 是 `userInfo` 里的货  </w:t>
+        <w:t xml:space="preserve">仓名 'user' ≠ stu1；stu1 是 userInfo 里的货  </w:t>
       </w:r>
     </w:p>
     <w:p>
@@ -558,7 +563,7 @@
           <w:b w:val="0"/>
           <w:sz w:val="22"/>
         </w:rPr>
-        <w:t xml:space="preserve">验密在后端 同一个 `login` 函数里用 `!=` 比，不是另调一个对比函数  </w:t>
+        <w:t xml:space="preserve">验密在后端 同一个 login 函数里用 != 比，不是另调一个对比函数  </w:t>
       </w:r>
     </w:p>
     <w:p>
@@ -571,7 +576,7 @@
           <w:b w:val="0"/>
           <w:sz w:val="22"/>
         </w:rPr>
-        <w:t xml:space="preserve">`python -m uvicorn main:app --port 8080`：`app` 须与 `FastAPI()` 变量名一致  </w:t>
+        <w:t xml:space="preserve">python -m uvicorn main:app --port 8080：app 须与 FastAPI() 变量名一致  </w:t>
       </w:r>
     </w:p>
     <w:p>
@@ -610,7 +615,7 @@
           <w:b w:val="0"/>
           <w:sz w:val="22"/>
         </w:rPr>
-        <w:t>单参数占位：`[username]`（与 `(username,)` 等价）。</w:t>
+        <w:t>单参数占位：[username]（与 (username,) 等价）。</w:t>
       </w:r>
     </w:p>
     <w:p>
@@ -775,6 +780,11 @@
       </w:r>
     </w:p>
     <w:p>
+      <w:r>
+        <w:t>交接手册的写法（2026-09-19 用户确认）：本手册不必言简意赅——项目不大、要交接的东西不多，宁可写长写细，也要保证新 AI 完全读懂。用户原话：「不会担心读不完，就怕读错」。可读性优先于简洁。</w:t>
+      </w:r>
+    </w:p>
+    <w:p>
       <w:pPr>
         <w:pStyle w:val="ListBullet"/>
       </w:pPr>
@@ -810,7 +820,7 @@
           <w:b w:val="0"/>
           <w:sz w:val="22"/>
         </w:rPr>
-        <w:t xml:space="preserve">venv、`node_modules`、pip/npm 包：默认用户自己装，除非明确说「你代做」。  </w:t>
+        <w:t xml:space="preserve">venv、node_modules、pip/npm 包：默认用户自己装，除非明确说「你代做」。  </w:t>
       </w:r>
     </w:p>
     <w:p>
@@ -875,7 +885,7 @@
           <w:b w:val="0"/>
           <w:sz w:val="20"/>
         </w:rPr>
-        <w:t>独立 MySQL 勿动  |  `I:\Study\MySQL` 有问题，先别管；不要修、不要启、不要改数据。</w:t>
+        <w:t>独立 MySQL 勿动  |  I:\Study\MySQL 有问题，先别管；不要修、不要启、不要改数据。</w:t>
       </w:r>
     </w:p>
     <w:p>
@@ -888,7 +898,7 @@
           <w:b w:val="0"/>
           <w:sz w:val="20"/>
         </w:rPr>
-        <w:t>只用 Wamp 这一套库  |  项目连 Wamp；历史曾有 `I:\EE\mysql-run` 等，已弃用。</w:t>
+        <w:t>只用 Wamp 这一套库  |  项目连 Wamp；历史曾有 I:\EE\mysql-run 等，已弃用。</w:t>
       </w:r>
     </w:p>
     <w:p>
@@ -992,7 +1002,7 @@
           <w:b w:val="0"/>
           <w:sz w:val="22"/>
         </w:rPr>
-        <w:t xml:space="preserve">手册旧路径曾写 `D:\Study`、`D:\environment`；现为 `I:`：`I:\Study`、`I:\environment`。  </w:t>
+        <w:t xml:space="preserve">手册旧路径曾写 D:\Study、D:\environment；现为 I:：I:\Study、I:\environment。  </w:t>
       </w:r>
     </w:p>
     <w:p>
@@ -1005,7 +1015,7 @@
           <w:b w:val="0"/>
           <w:sz w:val="22"/>
         </w:rPr>
-        <w:t xml:space="preserve">日常其它软件仍多在 `E:\01_Software`。  </w:t>
+        <w:t xml:space="preserve">日常其它软件仍多在 E:\01_Software。  </w:t>
       </w:r>
     </w:p>
     <w:p>
@@ -1018,7 +1028,7 @@
           <w:b w:val="0"/>
           <w:sz w:val="22"/>
         </w:rPr>
-        <w:t>系统恢复手册：`I:\电脑\C盘重装后快速恢复手册.docx`（桌面/E 盘也可能有副本）。</w:t>
+        <w:t>系统恢复手册：I:\电脑\C盘重装后快速恢复手册.docx（桌面/E 盘也可能有副本）。</w:t>
       </w:r>
     </w:p>
     <w:p>
@@ -1057,7 +1067,7 @@
           <w:b w:val="0"/>
           <w:sz w:val="20"/>
         </w:rPr>
-        <w:t>Python  |  `I:\Study\Python idle`（3.13）；PATH 已加；桌面「Python IDLE」  |  可用</w:t>
+        <w:t>Python  |  I:\Study\Python idle（3.13）；PATH 已加；桌面「Python IDLE」  |  可用</w:t>
       </w:r>
     </w:p>
     <w:p>
@@ -1070,7 +1080,7 @@
           <w:b w:val="0"/>
           <w:sz w:val="20"/>
         </w:rPr>
-        <w:t>PyCharm  |  `I:\Study\PyCharm\...\bin\pycharm64.exe`  |  可用</w:t>
+        <w:t>PyCharm  |  I:\Study\PyCharm\...\bin\pycharm64.exe  |  可用</w:t>
       </w:r>
     </w:p>
     <w:p>
@@ -1083,7 +1093,7 @@
           <w:b w:val="0"/>
           <w:sz w:val="20"/>
         </w:rPr>
-        <w:t>WebStorm  |  `I:\Study\WebStorm\...\bin\webstorm64.exe`  |  可用</w:t>
+        <w:t>WebStorm  |  I:\Study\WebStorm\...\bin\webstorm64.exe  |  可用</w:t>
       </w:r>
     </w:p>
     <w:p>
@@ -1096,7 +1106,7 @@
           <w:b w:val="0"/>
           <w:sz w:val="20"/>
         </w:rPr>
-        <w:t>Node / npm  |  `I:\environment`（Node ~22 / npm ~10.9）  |  可用</w:t>
+        <w:t>Node / npm  |  I:\environment（Node ~22 / npm ~10.9）  |  可用</w:t>
       </w:r>
     </w:p>
     <w:p>
@@ -1109,7 +1119,7 @@
           <w:b w:val="0"/>
           <w:sz w:val="20"/>
         </w:rPr>
-        <w:t>Wamp  |  `I:\Study\Wampmanager`；主要当数据库用  |  可用</w:t>
+        <w:t>Wamp  |  I:\Study\Wampmanager；主要当数据库用  |  可用</w:t>
       </w:r>
     </w:p>
     <w:p>
@@ -1122,7 +1132,7 @@
           <w:b w:val="0"/>
           <w:sz w:val="20"/>
         </w:rPr>
-        <w:t>Wamp Apache  |  `wampapache64`；`http://127.0.0.1:8030/`  |  服务可跑</w:t>
+        <w:t>Wamp Apache  |  wampapache64；http://127.0.0.1:8030/  |  服务可跑</w:t>
       </w:r>
     </w:p>
     <w:p>
@@ -1135,7 +1145,7 @@
           <w:b w:val="0"/>
           <w:sz w:val="20"/>
         </w:rPr>
-        <w:t>Wamp MariaDB  |  `wampmariadb64`，端口 3306 ← 项目数据在这里  |  要用</w:t>
+        <w:t>Wamp MariaDB  |  wampmariadb64，端口 3306 ← 项目数据在这里  |  要用</w:t>
       </w:r>
     </w:p>
     <w:p>
@@ -1148,7 +1158,7 @@
           <w:b w:val="0"/>
           <w:sz w:val="20"/>
         </w:rPr>
-        <w:t>Wamp MySQL 8  |  `wampmysqld64`，端口 3308；没有 `course_selection`  |  别连错</w:t>
+        <w:t>Wamp MySQL 8  |  wampmysqld64，端口 3308；没有 course_selection  |  别连错</w:t>
       </w:r>
     </w:p>
     <w:p>
@@ -1161,7 +1171,7 @@
           <w:b w:val="0"/>
           <w:sz w:val="20"/>
         </w:rPr>
-        <w:t>独立 MySQL  |  `I:\Study\MySQL`  |  勿动</w:t>
+        <w:t>独立 MySQL  |  I:\Study\MySQL  |  勿动</w:t>
       </w:r>
     </w:p>
     <w:p>
@@ -1244,7 +1254,7 @@
           <w:b w:val="0"/>
           <w:sz w:val="22"/>
         </w:rPr>
-        <w:t xml:space="preserve">Cursor 可能把自带 `helpers\node.exe` 插到 PATH 最前。  </w:t>
+        <w:t xml:space="preserve">Cursor 可能把自带 helpers\node.exe 插到 PATH 最前。  </w:t>
       </w:r>
     </w:p>
     <w:p>
@@ -1288,7 +1298,7 @@
           <w:b w:val="0"/>
           <w:sz w:val="22"/>
         </w:rPr>
-        <w:t xml:space="preserve">校验口令：`where python` / `where node` / `where npm` 应指向 I 盘上述路径。  </w:t>
+        <w:t xml:space="preserve">校验口令：where python / where node / where npm 应指向 I 盘上述路径。  </w:t>
       </w:r>
     </w:p>
     <w:p>
@@ -1301,7 +1311,7 @@
           <w:b w:val="0"/>
           <w:sz w:val="22"/>
         </w:rPr>
-        <w:t>若 `python` 变成微软商店空壳：删掉 `%LOCALAPPDATA%\Microsoft\WindowsApps\python.exe` 与 `python3.exe` 占位，并确认 User PATH。</w:t>
+        <w:t>若 python 变成微软商店空壳：删掉 %LOCALAPPDATA%\Microsoft\WindowsApps\python.exe 与 python3.exe 占位，并确认 User PATH。</w:t>
       </w:r>
     </w:p>
     <w:p>
@@ -1327,7 +1337,7 @@
           <w:b w:val="0"/>
           <w:sz w:val="22"/>
         </w:rPr>
-        <w:t xml:space="preserve">`backend\config.py`：`127.0.0.1:3306`，`root`，密码 `""`，库 `course_selection`。  </w:t>
+        <w:t xml:space="preserve">backend\config.py：127.0.0.1:3306，root，密码 ""，库 course_selection。  </w:t>
       </w:r>
     </w:p>
     <w:p>
@@ -1340,7 +1350,7 @@
           <w:b w:val="0"/>
           <w:sz w:val="22"/>
         </w:rPr>
-        <w:t xml:space="preserve">测试用户：`stu1` / `123456`（明文，学习阶段）。  </w:t>
+        <w:t xml:space="preserve">测试用户：stu1 / 123456（明文，学习阶段）。  </w:t>
       </w:r>
     </w:p>
     <w:p>
@@ -1393,47 +1403,7 @@
           <w:b w:val="0"/>
           <w:sz w:val="18"/>
         </w:rPr>
-        <w:t>I:\EE （2）\</w:t>
-        <w:br/>
-        <w:t xml:space="preserve">  sql\</w:t>
-        <w:br/>
-        <w:t xml:space="preserve">    init.sql                 # 建库建表（user）</w:t>
-        <w:br/>
-        <w:t xml:space="preserve">  backend\</w:t>
-        <w:br/>
-        <w:t xml:space="preserve">    requirements.txt         # fastapi / uvicorn / pymysql / PyJWT</w:t>
-        <w:br/>
-        <w:t xml:space="preserve">    config.py                # DB + JWT 配置</w:t>
-        <w:br/>
-        <w:t xml:space="preserve">    main.py                  # 全部后端接口</w:t>
-        <w:br/>
-        <w:t xml:space="preserve">    （无 start.bat；文档若写有，以本条为准）</w:t>
-        <w:br/>
-        <w:t xml:space="preserve">  frontend\</w:t>
-        <w:br/>
-        <w:t xml:space="preserve">    package.json             # vue / pinia / vue-router / axios / vite</w:t>
-        <w:br/>
-        <w:t xml:space="preserve">    src\</w:t>
-        <w:br/>
-        <w:t xml:space="preserve">      main.js                # createApp + Pinia + router</w:t>
-        <w:br/>
-        <w:t xml:space="preserve">      App.vue                # 仅 &lt;router-view /&gt;</w:t>
-        <w:br/>
-        <w:t xml:space="preserve">      api\request.js         # baseURL http://localhost:8080；自动 Bearer</w:t>
-        <w:br/>
-        <w:t xml:space="preserve">      api\auth.js            # POST /login（query 传 username/password）</w:t>
-        <w:br/>
-        <w:t xml:space="preserve">      store\user.js          # setLogin / logout + localStorage</w:t>
-        <w:br/>
-        <w:t xml:space="preserve">      router\index.js        # /login /home；无 token 拦 /home</w:t>
-        <w:br/>
-        <w:t xml:space="preserve">      views\Login.vue        # 登录页（已通）</w:t>
-        <w:br/>
-        <w:t xml:space="preserve">      views\Home.vue         # 欢迎 + userStore.userInfo.username（已通）</w:t>
-        <w:br/>
-        <w:t xml:space="preserve">  docs\</w:t>
-        <w:br/>
-        <w:t xml:space="preserve">    本交接手册 + 日记/进度/时间表 md 与 docx</w:t>
+        <w:t>本交接手册 / 进度说明 / 日记汇总 / 学习总结完整版 / 时间表约定（全部为 .docx，已无 md）+ _docx_tool.py（读写工具）</w:t>
       </w:r>
     </w:p>
     <w:p>
@@ -1446,7 +1416,7 @@
           <w:b w:val="0"/>
           <w:sz w:val="22"/>
         </w:rPr>
-        <w:t>无 `.git`。</w:t>
+        <w:t>无 .git。</w:t>
       </w:r>
     </w:p>
     <w:p>
@@ -1459,7 +1429,7 @@
           <w:b w:val="0"/>
           <w:sz w:val="20"/>
         </w:rPr>
-        <w:t>已作废（2026-09-19）：仓库已建。根目录 `I:\EE （2）\.git` 存在，已 init（9/13）、已完成第一次 commit（9/19，`36a8086`）。根 `.gitignore` 生效，`node_modules` 未入库。</w:t>
+        <w:t>已作废（2026-09-19）：仓库已建。根目录 I:\EE （2）\.git 存在，已 init（9/13）、已完成第一次 commit（9/19，36a8086）。根 .gitignore 生效，node_modules 未入库。</w:t>
       </w:r>
     </w:p>
     <w:p>
@@ -1511,7 +1481,7 @@
           <w:b w:val="0"/>
           <w:sz w:val="20"/>
         </w:rPr>
-        <w:t>Python / pip  |  可用（`I:\Study\Python idle`，3.13.12）</w:t>
+        <w:t>Python / pip  |  可用（I:\Study\Python idle，3.13.12）</w:t>
       </w:r>
     </w:p>
     <w:p>
@@ -1524,7 +1494,7 @@
           <w:b w:val="0"/>
           <w:sz w:val="20"/>
         </w:rPr>
-        <w:t>`fastapi` / `uvicorn` / `pymysql` / `PyJWT`  |  已装且可 import（在 Python idle 的 site-packages）</w:t>
+        <w:t>fastapi / uvicorn / pymysql / PyJWT  |  已装且可 import（在 Python idle 的 site-packages）</w:t>
       </w:r>
     </w:p>
     <w:p>
@@ -1537,7 +1507,7 @@
           <w:b w:val="0"/>
           <w:sz w:val="20"/>
         </w:rPr>
-        <w:t>Node / npm  |  可用（`I:\environment`）；注意 Cursor 终端 `where node` 可能先看到 Cursor 自带 node，但 I 盘 node/npm 也在 PATH</w:t>
+        <w:t>Node / npm  |  可用（I:\environment）；注意 Cursor 终端 where node 可能先看到 Cursor 自带 node，但 I 盘 node/npm 也在 PATH</w:t>
       </w:r>
     </w:p>
     <w:p>
@@ -1550,7 +1520,7 @@
           <w:b w:val="0"/>
           <w:sz w:val="20"/>
         </w:rPr>
-        <w:t>前端 `node_modules`（vue/pinia/router/axios/vite）  |  已在</w:t>
+        <w:t>前端 node_modules（vue/pinia/router/axios/vite）  |  已在</w:t>
       </w:r>
     </w:p>
     <w:p>
@@ -1563,7 +1533,7 @@
           <w:b w:val="0"/>
           <w:sz w:val="20"/>
         </w:rPr>
-        <w:t>Wamp MariaDB 3306 / `course_selection.user`  |  服务可跑；测试用户在</w:t>
+        <w:t>Wamp MariaDB 3306 / course_selection.user  |  服务可跑；测试用户在</w:t>
       </w:r>
     </w:p>
     <w:p>
@@ -1576,7 +1546,7 @@
           <w:b w:val="0"/>
           <w:sz w:val="22"/>
         </w:rPr>
-        <w:t>结论：跑简单 Python、起本项目前后端，按现状不必先重装依赖。若某台机器或缺包，再 `pip install -r backend\requirements.txt` / 在 `frontend` 下 `npm install`。缺包时默认让用户自己装，除非他明确说代做。</w:t>
+        <w:t>结论：跑简单 Python、起本项目前后端，按现状不必先重装依赖。若某台机器或缺包，再 pip install -r backend\requirements.txt / 在 frontend 下 npm install。缺包时默认让用户自己装，除非他明确说代做。</w:t>
       </w:r>
     </w:p>
     <w:p>
@@ -1641,7 +1611,7 @@
           <w:b w:val="0"/>
           <w:sz w:val="20"/>
         </w:rPr>
-        <w:t>`GET /`  |  `backend ok`</w:t>
+        <w:t>GET /  |  backend ok</w:t>
       </w:r>
     </w:p>
     <w:p>
@@ -1654,7 +1624,7 @@
           <w:b w:val="0"/>
           <w:sz w:val="20"/>
         </w:rPr>
-        <w:t>`GET /db-test`  |  连库，列表示表</w:t>
+        <w:t>GET /db-test  |  连库，列表示表</w:t>
       </w:r>
     </w:p>
     <w:p>
@@ -1667,7 +1637,7 @@
           <w:b w:val="0"/>
           <w:sz w:val="20"/>
         </w:rPr>
-        <w:t>`GET /user-by-name`  |  按用户名查人（练习）</w:t>
+        <w:t>GET /user-by-name  |  按用户名查人（练习）</w:t>
       </w:r>
     </w:p>
     <w:p>
@@ -1680,7 +1650,7 @@
           <w:b w:val="0"/>
           <w:sz w:val="20"/>
         </w:rPr>
-        <w:t>`GET /check-password`  |  验密练习</w:t>
+        <w:t>GET /check-password  |  验密练习</w:t>
       </w:r>
     </w:p>
     <w:p>
@@ -1693,7 +1663,7 @@
           <w:b w:val="0"/>
           <w:sz w:val="20"/>
         </w:rPr>
-        <w:t>`POST /login`  |  验密 + JWT；返回 `data.token` + `data.userInfo`</w:t>
+        <w:t>POST /login  |  验密 + JWT；返回 data.token + data.userInfo</w:t>
       </w:r>
     </w:p>
     <w:p>
@@ -1706,7 +1676,7 @@
           <w:b w:val="0"/>
           <w:sz w:val="20"/>
         </w:rPr>
-        <w:t>`GET /me`  |  Bearer 鉴权，当前用户</w:t>
+        <w:t>GET /me  |  Bearer 鉴权，当前用户</w:t>
       </w:r>
     </w:p>
     <w:p>
@@ -1719,7 +1689,7 @@
           <w:b w:val="0"/>
           <w:sz w:val="20"/>
         </w:rPr>
-        <w:t>`GET /student-home`  |  需 student 角色，否则 403</w:t>
+        <w:t>GET /student-home  |  需 student 角色，否则 403</w:t>
       </w:r>
     </w:p>
     <w:p>
@@ -1732,7 +1702,7 @@
           <w:b w:val="0"/>
           <w:sz w:val="22"/>
         </w:rPr>
-        <w:t>要点：查库用 `%s` 参数化；CORS 允许 `http://localhost:5173`；后端端口约定 8080（Apache 在 8030）。</w:t>
+        <w:t>要点：查库用 %s 参数化；CORS 允许 http://localhost:5173；后端端口约定 8080（Apache 在 8030）。</w:t>
       </w:r>
     </w:p>
     <w:p>
@@ -1758,7 +1728,7 @@
           <w:b w:val="0"/>
           <w:sz w:val="22"/>
         </w:rPr>
-        <w:t xml:space="preserve">Vite 壳、Pinia `setLogin`/`logout`、axios 拦截器带 token、Login 联调、失败看 `msg`、路由守卫、Home 显示用户名 + 退出按钮。  </w:t>
+        <w:t xml:space="preserve">Vite 壳、Pinia setLogin/logout、axios 拦截器带 token、Login 联调、失败看 msg、路由守卫、Home 显示用户名 + 退出按钮。  </w:t>
       </w:r>
     </w:p>
     <w:p>
@@ -1771,7 +1741,7 @@
           <w:b w:val="0"/>
           <w:sz w:val="22"/>
         </w:rPr>
-        <w:t xml:space="preserve">store 易读写法：`setupUserStore` + `export const useUserStore = defineStore('user', setupUserStore)`。  </w:t>
+        <w:t xml:space="preserve">store 易读写法：setupUserStore + export const useUserStore = defineStore('user', setupUserStore)。  </w:t>
       </w:r>
     </w:p>
     <w:p>
@@ -1784,7 +1754,7 @@
           <w:b w:val="0"/>
           <w:sz w:val="22"/>
         </w:rPr>
-        <w:t>登录成功：`setLogin(res.data.data)`（注意 双 data）。</w:t>
+        <w:t>登录成功：setLogin(res.data.data)（注意 双 data）。</w:t>
       </w:r>
     </w:p>
     <w:p>
@@ -1823,7 +1793,7 @@
           <w:b w:val="0"/>
           <w:sz w:val="22"/>
         </w:rPr>
-        <w:t xml:space="preserve">Git：第一次 commit 已完成（9/19，`36a8086`）；下一步可选 push。  </w:t>
+        <w:t xml:space="preserve">Git：第一次 commit 已完成（9/19，36a8086）；下一步可选 push。  </w:t>
       </w:r>
     </w:p>
     <w:p>
@@ -1901,7 +1871,7 @@
           <w:b w:val="0"/>
           <w:sz w:val="22"/>
         </w:rPr>
-        <w:t xml:space="preserve">`学习进度与技术说明` / `学习总结完整版.docx` 仍可能写「前端登录没做」「角色校验可选未做」——已过时。  </w:t>
+        <w:t xml:space="preserve">学习进度与技术说明 / 学习总结完整版.docx 仍可能写「前端登录没做」「角色校验可选未做」——已过时。  </w:t>
       </w:r>
     </w:p>
     <w:p>
@@ -1914,7 +1884,7 @@
           <w:b w:val="0"/>
           <w:sz w:val="22"/>
         </w:rPr>
-        <w:t xml:space="preserve">日记 `今日总结-2026-07-25.md` 续写到 2026-09-19，更接近代码。  </w:t>
+        <w:t xml:space="preserve">日记 今日总结-2026-07-25.md 续写到 2026-09-19，更接近代码。  </w:t>
       </w:r>
     </w:p>
     <w:p>
@@ -1927,7 +1897,7 @@
           <w:b w:val="0"/>
           <w:sz w:val="22"/>
         </w:rPr>
-        <w:t>文档写 `backend\start.bat`：文件不存在。启动用：</w:t>
+        <w:t>文档写 backend\start.bat：文件不存在。启动用：</w:t>
       </w:r>
     </w:p>
     <w:p>
@@ -2110,7 +2080,7 @@
           <w:b w:val="0"/>
           <w:sz w:val="20"/>
         </w:rPr>
-        <w:t>本手册 `给新Agent交接手册.md` / `.docx`  |  新 Agent 第一优先</w:t>
+        <w:t>给新Agent交接手册.docx  |  新 Agent 第一优先；也含写作原则（写长写细，不怕啰嗦）</w:t>
       </w:r>
     </w:p>
     <w:p>
@@ -2123,7 +2093,7 @@
           <w:b w:val="0"/>
           <w:sz w:val="20"/>
         </w:rPr>
-        <w:t>`今日总结-2026-07-25.md`  |  按天日记（已续写到 2026-09-05）</w:t>
+        <w:t>学习日记汇总.docx  |  按天日记，7/25 起续写到 2026-09-19；只往下加，不改上面的</w:t>
       </w:r>
     </w:p>
     <w:p>
@@ -2136,7 +2106,7 @@
           <w:b w:val="0"/>
           <w:sz w:val="20"/>
         </w:rPr>
-        <w:t>`学习进度与技术说明.md`  |  长期说明（进度表可能旧）</w:t>
+        <w:t>学习进度与技术说明.docx  |  长期进度；已按 2026-09-19 代码校正</w:t>
       </w:r>
     </w:p>
     <w:p>
@@ -2149,7 +2119,7 @@
           <w:b w:val="0"/>
           <w:sz w:val="20"/>
         </w:rPr>
-        <w:t>`每日学习时间表与督学约定.md`  |  8 月督学；Word 为旧权威，9 月需重确认</w:t>
+        <w:t>每日学习时间表与督学约定.docx  |  休息日/强度/债/T1–T10；8 月表，9 月排班待用户重确认</w:t>
       </w:r>
     </w:p>
     <w:p>
@@ -2162,7 +2132,7 @@
           <w:b w:val="0"/>
           <w:sz w:val="20"/>
         </w:rPr>
-        <w:t>`学习总结完整版.docx`  |  通勤合并本（可能旧）</w:t>
+        <w:t>学习总结完整版.docx  |  四部分合并本（手册+进度+日记+时间表），通勤/手机只拷这个</w:t>
       </w:r>
     </w:p>
     <w:p>
@@ -2175,7 +2145,7 @@
           <w:b w:val="0"/>
           <w:sz w:val="20"/>
         </w:rPr>
-        <w:t>`Word文档说明.txt`  |  各 Word 职责</w:t>
+        <w:t>Word文档说明.txt  |  各 Word 职责 + 读写命令（给 AI 的操作说明）</w:t>
       </w:r>
     </w:p>
     <w:p>
@@ -2188,7 +2158,12 @@
           <w:b w:val="0"/>
           <w:sz w:val="20"/>
         </w:rPr>
-        <w:t>`_md_to_docx.py`  |  md 导出 docx</w:t>
+        <w:t>_docx_tool.py  |  读写 Word 的工具（read/find/replace/insert/delete/append）</w:t>
+      </w:r>
+    </w:p>
+    <w:p>
+      <w:r>
+        <w:t>_md_to_docx.py  |  旧的 md→docx 导出器；md 已删，跑不动了，留作历史</w:t>
       </w:r>
     </w:p>
     <w:p>
@@ -2201,7 +2176,7 @@
           <w:b w:val="0"/>
           <w:sz w:val="22"/>
         </w:rPr>
-        <w:t>更新习惯：先改 md，再跑导出脚本或让 Agent 导出。</w:t>
+        <w:t>更新习惯（2026-09-19 起）：md 已废弃，直接改 Word。改前先 git commit；只用段落号替换，别按关键词批量替换。</w:t>
       </w:r>
     </w:p>
     <w:p>
@@ -2318,7 +2293,7 @@
           <w:b w:val="0"/>
           <w:sz w:val="20"/>
         </w:rPr>
-        <w:t>T6  |  Git  |  已完成主体：已 init + 署名 + `.gitignore` + 第一次 commit（9/19，`36a8086`）；仅剩可选 `push`</w:t>
+        <w:t>T6  |  Git  |  已完成主体：已 init + 署名 + .gitignore + 第一次 commit（9/19，36a8086）；仅剩可选 push</w:t>
       </w:r>
     </w:p>
     <w:p>
@@ -2409,7 +2384,7 @@
           <w:b w:val="0"/>
           <w:sz w:val="22"/>
         </w:rPr>
-        <w:t xml:space="preserve">读本手册；必要时扫 `backend\main.py` 与 `frontend\src` 确认无意外改动。  </w:t>
+        <w:t xml:space="preserve">读本手册；必要时扫 backend\main.py 与 frontend\src 确认无意外改动。  </w:t>
       </w:r>
     </w:p>
     <w:p>
@@ -2487,7 +2462,7 @@
           <w:b w:val="0"/>
           <w:sz w:val="22"/>
         </w:rPr>
-        <w:t>用户 PATH 若再次丢失：应含 `Python idle`、`Scripts`、`I:\environment`、`I:\Study\Git\cmd`；Cursor `terminal.integrated.env.windows` 同步前置这些路径。</w:t>
+        <w:t>用户 PATH 若再次丢失：应含 Python idle、Scripts、I:\environment、I:\Study\Git\cmd；Cursor terminal.integrated.env.windows 同步前置这些路径。</w:t>
       </w:r>
     </w:p>
     <w:p>
@@ -2527,6 +2502,46 @@
           <w:sz w:val="22"/>
         </w:rPr>
         <w:t>这是一个 登录鉴权前后端已打通、业务选课未开始 的手敲练习项目；库在 MariaDB 3306；教的时候 小步 + 提问检验 + 让他自己敲；独立 MySQL 与乱改系统环境是红线；旧进度文档会骗人，以代码和本手册为准。</w:t>
+      </w:r>
+    </w:p>
+    <w:p>
+      <w:r>
+        <w:t>12. 最容易读错的几件事（新 AI 请逐条核对，别想当然）</w:t>
+      </w:r>
+    </w:p>
+    <w:p>
+      <w:r>
+        <w:t>① 明文密码：现在仍是明文比对（后端直接 != 比字符串，没有哈希）。成品 I:\EE 有哈希，本练习版没有，别按成品讲。</w:t>
+      </w:r>
+    </w:p>
+    <w:p>
+      <w:r>
+        <w:t>② 用户数据不在 init.sql 里：sql\init.sql 只建库建表（user 表结构），stu1 是当年用 Workbench 手工 INSERT 进去的。换机器只跑 init.sql 会没有测试用户，得自己补 INSERT。</w:t>
+      </w:r>
+    </w:p>
+    <w:p>
+      <w:r>
+        <w:t>③ 后端全是明文 HTTP 开发环境：config.py 里 JWT_SECRET='dev-secret-change-me'、数据库空密码，仅限本机学习，别当成生产写法。</w:t>
+      </w:r>
+    </w:p>
+    <w:p>
+      <w:r>
+        <w:t>④ requirements.txt 不全：PyJWT 在 Python 3.13 + 新版环境下跑 HS256 可能需要 cryptography，但它没写进 backend\requirements.txt；docs 的 Word 工具另需 python-docx（见 docs\requirements-docs.txt）。</w:t>
+      </w:r>
+    </w:p>
+    <w:p>
+      <w:r>
+        <w:t>⑤ 前端依赖版本偏新：package.json 里 pinia ^4 / vue-router ^5 / vite ^8 属较新大版本；换机器 npm install 若失败，先看是不是版本或 registry 问题，别急着改代码。</w:t>
+      </w:r>
+    </w:p>
+    <w:p>
+      <w:r>
+        <w:t>⑥ 数据库有两套，别连错：项目用 Wamp MariaDB 3306（有 course_selection）；Wamp 另有一个 MySQL 8 在 3308，那上面没有这个库。连错会以为「库丢了」。</w:t>
+      </w:r>
+    </w:p>
+    <w:p>
+      <w:r>
+        <w:t>⑦ 他还没学的东西（别默认他会）：Python 装饰器原理、async/await 深入、中间件、连接池、SQL JOIN/索引、密码哈希与加盐、前端组件通信、TypeScript。讲到这些要先铺垫，或直接问他要不要学。</w:t>
       </w:r>
     </w:p>
     <w:sectPr>

--- a/docs/给新Agent交接手册.docx
+++ b/docs/给新Agent交接手册.docx
@@ -277,7 +277,7 @@
           <w:b w:val="0"/>
           <w:sz w:val="22"/>
         </w:rPr>
-        <w:t xml:space="preserve">方向：Python 后端实习；先搞通前后端 + 数据库，再加深 Python。  </w:t>
+        <w:t>方向：Python 后端实习；先搞通前后端 + 数据库，再加深 Python。身份：大四在校生，2026 年正在找工作——这个项目是他的简历项目 / 面试素材，不是纯练手。</w:t>
       </w:r>
     </w:p>
     <w:p>
@@ -447,6 +447,11 @@
           <w:sz w:val="22"/>
         </w:rPr>
         <w:t xml:space="preserve">题要对准他现有薄弱点和本项目真实写法（勿按成品 I:\EE 的哈希等超前假设，除非在对比说明）。  </w:t>
+      </w:r>
+    </w:p>
+    <w:p>
+      <w:r>
+        <w:t>面试口径优先（本人 2026-09-20 明确要求）：讲每个知识点时，凡是实习/面试高频的，就直接标出来「这个面试会问」，并给出可背诵的答法。他没写到的、或答偏的，主动补上。目标是：项目里的东西都能在面试里讲清楚。</w:t>
       </w:r>
     </w:p>
     <w:p>
@@ -2345,7 +2350,7 @@
           <w:b w:val="0"/>
           <w:sz w:val="20"/>
         </w:rPr>
-        <w:t>T10  |  面试口述 + 简历 Demo  |  穿插；主链路口述已有基础</w:t>
+        <w:t>T10  |  面试口述 + 简历 Demo  |  贯穿全程：每学一块就补面试答法（已被本人定为硬要求）</w:t>
       </w:r>
     </w:p>
     <w:p>
@@ -2537,6 +2542,46 @@
     <w:p>
       <w:r>
         <w:t>⑥ 数据库有两套，别连错：项目用 Wamp MariaDB 3306（有 course_selection）；Wamp 另有一个 MySQL 8 在 3308，那上面没有这个库。连错会以为「库丢了」。</w:t>
+      </w:r>
+    </w:p>
+    <w:p>
+      <w:r>
+        <w:t>13. 面试题库（边学边攒，面试前直接背）</w:t>
+      </w:r>
+    </w:p>
+    <w:p>
+      <w:r>
+        <w:t>为什么前端不直连数据库？ ① 前端代码用户全可见（F12 就能翻），放数据库账号等于公开；② 后端是唯一能做校验/鉴权的地方——角色权限（403）、数据校验、防注入都只能在后端落地；③ 前后端分离便于分工与迭代。</w:t>
+      </w:r>
+    </w:p>
+    <w:p>
+      <w:r>
+        <w:t>什么是 SQL 注入？怎么防？ 拼接用户输入会让输入变成 SQL 语法；例如用户名传 `stu1' OR '1'='1` 会破坏引号配对、让条件失效。防法：一律参数化，`execute('... where username=%s', [username])`——占位符是模板，值只当数据不当语法。</w:t>
+      </w:r>
+    </w:p>
+    <w:p>
+      <w:r>
+        <w:t>401 和 403 的区别？ 401 = 没票或票无效（未认证）；403 = 有票但角色/权限不够（已认证未授权）。本项目 `/me` 用 401、`/student-home` 用 403。</w:t>
+      </w:r>
+    </w:p>
+    <w:p>
+      <w:r>
+        <w:t>JWT 是什么？ 登录成功后后端用密钥 `encode` 签发的凭证（payload 里有 user_id/username/role/exp）；受保护接口从 `Authorization: Bearer &lt;token&gt;` 取出、`decode` 验签。HS256 是签名不是加密——payload 是可读的，别放敏感信息。</w:t>
+      </w:r>
+    </w:p>
+    <w:p>
+      <w:r>
+        <w:t>为什么用 token 不用 session？ 无状态、服务端不用存会话、天然适合前后端分离与多端（小程序/App）；代价是注销与踢人不好做，需靠过期时间或黑名单。</w:t>
+      </w:r>
+    </w:p>
+    <w:p>
+      <w:r>
+        <w:t>密码为什么不能明文存？ 库被拖走等于所有密码泄露；且用户常复用密码。正确做法是加盐哈希（bcrypt/argon2）不可逆比对。本项目目前仍是明文，是学习阶段的简化，被问到要主动说明并说清正确做法。</w:t>
+      </w:r>
+    </w:p>
+    <w:p>
+      <w:r>
+        <w:t>前端拿到 token 存哪？ 本项目存 Pinia + localStorage（刷新不丢）；localStorage 有 XSS 读取风险，更稳的是 httpOnly Cookie（但要处理 CSRF）。</w:t>
       </w:r>
     </w:p>
     <w:p>

--- a/docs/给新Agent交接手册.docx
+++ b/docs/给新Agent交接手册.docx
@@ -277,7 +277,7 @@
           <w:b w:val="0"/>
           <w:sz w:val="22"/>
         </w:rPr>
-        <w:t>方向：Python 后端实习；先搞通前后端 + 数据库，再加深 Python。身份：大四在校生，2026 年正在找工作——这个项目是他的简历项目 / 面试素材，不是纯练手。</w:t>
+        <w:t>方向：Python 后端实习；先搞通前后端 + 数据库，再加深 Python。身份：大四在校生，2026 年正在找工作——这个项目既是简历/面试素材，也承担学习功能：他是在做项目的过程中补 Python 和 Web 开发的。</w:t>
       </w:r>
     </w:p>
     <w:p>
@@ -291,6 +291,11 @@
           <w:sz w:val="22"/>
         </w:rPr>
         <w:t xml:space="preserve">做法：在 I:\EE （2） 从零手敲；可参考 I:\EE 成品，但本目录是练习版。  </w:t>
+      </w:r>
+    </w:p>
+    <w:p>
+      <w:r>
+        <w:t>Python 起点（本人 2026-09-20 说明 · 教学前必看）：开始这个项目之前，他的 Python 只到学校教的水平——函数、列表/字典/元组、if/for 这些；没有系统学过文件读写、异常处理、类与对象、装饰器、生成器、虚拟环境、包管理、异步。所以本项目里出现的 Python 概念（import、def、return、try/except/finally、with、@app.get 装饰器、字典取值）都是边用边学的，不是复习。讲到时要先问「这个你学过吗」，没学过就当场补一小段，别默认他会；他会主动说「这个我不懂」，那是正常的，不要当成他不用心。</w:t>
       </w:r>
     </w:p>
     <w:p>

--- a/docs/给新Agent交接手册.docx
+++ b/docs/给新Agent交接手册.docx
@@ -1816,7 +1816,7 @@
           <w:b w:val="0"/>
           <w:sz w:val="22"/>
         </w:rPr>
-        <w:t xml:space="preserve">课程列表 / 选课（原 T7/T8）← 当前最高优先级。  </w:t>
+        <w:t>课程列表 / 选课（原 T7/T8）← 当前最高优先级。T7 第 1 小步（course 表设计）已于 2026-09-20 完成，下一步写建表 SQL。</w:t>
       </w:r>
     </w:p>
     <w:p>
@@ -2316,7 +2316,7 @@
           <w:b w:val="0"/>
           <w:sz w:val="20"/>
         </w:rPr>
-        <w:t>T7  |  课程列表  |  未做 ← 下一步</w:t>
+        <w:t>T7  |  课程列表  |  已起步（9/20）：course 表设计定稿；下一步写 sql/init.sql 建表语句并在 Workbench 执行</w:t>
       </w:r>
     </w:p>
     <w:p>

--- a/docs/给新Agent交接手册.docx
+++ b/docs/给新Agent交接手册.docx
@@ -1703,6 +1703,11 @@
       </w:r>
     </w:p>
     <w:p>
+      <w:r>
+        <w:t>GET /courses  |  课程列表（无 where，全部课程；公开接口，暂不验 token）——2026-09-21 新增，待调试</w:t>
+      </w:r>
+    </w:p>
+    <w:p>
       <w:pPr>
         <w:spacing w:after="120" w:line="276" w:lineRule="auto"/>
       </w:pPr>
@@ -1816,7 +1821,7 @@
           <w:b w:val="0"/>
           <w:sz w:val="22"/>
         </w:rPr>
-        <w:t>课程列表 / 选课（原 T7/T8）← 当前最高优先级。T7 第 1 小步（course 表设计）已于 2026-09-20 完成，下一步写建表 SQL。</w:t>
+        <w:t>课程列表 / 选课（原 T7/T8）← 当前最高优先级。T7 进度：表已建成；GET /courses 待调试（3 处笔误）；再往后是前端列表页。</w:t>
       </w:r>
     </w:p>
     <w:p>
@@ -2316,7 +2321,7 @@
           <w:b w:val="0"/>
           <w:sz w:val="20"/>
         </w:rPr>
-        <w:t>T7  |  课程列表  |  已起步（9/20）：course 表设计定稿；下一步写 sql/init.sql 建表语句并在 Workbench 执行</w:t>
+        <w:t>T7  |  课程列表  |  进行中（9/21）：course 表已建成并写回 sql/init.sql；后端 GET /courses 已写、含 3 处笔误待调试；前端未做</w:t>
       </w:r>
     </w:p>
     <w:p>

--- a/docs/给新Agent交接手册.docx
+++ b/docs/给新Agent交接手册.docx
@@ -1413,7 +1413,7 @@
           <w:b w:val="0"/>
           <w:sz w:val="18"/>
         </w:rPr>
-        <w:t>本交接手册 / 进度说明 / 日记汇总 / 学习总结完整版 / 时间表约定（全部为 .docx，已无 md）+ _docx_tool.py（读写工具）</w:t>
+        <w:t>I:\EE （2）\  sql\init.sql（建表：user / course）  sql\seed.sql（测试数据，可反复跑）  backend\main.py（全部接口）  backend\config.py（DB+JWT 配置）  backend\requirements.txt  frontend\src\（main.js / App.vue / router\index.js / views\Login.vue / views\Home.vue / api\ / store\）  docs\（交接手册 / 进度说明 / 日记汇总 / 学习总结完整版 / 时间表约定，全为 .docx）+ _docx_tool.py（读写工具）</w:t>
       </w:r>
     </w:p>
     <w:p>
@@ -1426,20 +1426,7 @@
           <w:b w:val="0"/>
           <w:sz w:val="22"/>
         </w:rPr>
-        <w:t>无 .git。</w:t>
-      </w:r>
-    </w:p>
-    <w:p>
-      <w:pPr>
-        <w:spacing w:after="120" w:line="276" w:lineRule="auto"/>
-      </w:pPr>
-      <w:r>
-        <w:rPr>
-          <w:rFonts w:ascii="Microsoft YaHei" w:hAnsi="Microsoft YaHei" w:eastAsia="Microsoft YaHei"/>
-          <w:b w:val="0"/>
-          <w:sz w:val="20"/>
-        </w:rPr>
-        <w:t>已作废（2026-09-19）：仓库已建。根目录 I:\EE （2）\.git 存在，已 init（9/13）、已完成第一次 commit（9/19，36a8086）。根 .gitignore 生效，node_modules 未入库。</w:t>
+        <w:t>Git：仓库根 I:\EE （2）\.git 已 init（9/13）、已有第一次 commit（9/19，36a8086）；根 .gitignore 生效，node_modules 未入库。</w:t>
       </w:r>
     </w:p>
     <w:p>
@@ -1704,7 +1691,7 @@
     </w:p>
     <w:p>
       <w:r>
-        <w:t>GET /courses  |  课程列表（无 where，全部课程；公开接口，暂不验 token）——2026-09-21 新增，待调试</w:t>
+        <w:t>GET /courses  |  课程列表（无 where，全部课程；公开接口不验 token）；返回 msg + courses，字段 id/course_name/teacher_id/credit/capacity——2026-09-23 已通</w:t>
       </w:r>
     </w:p>
     <w:p>
@@ -1821,7 +1808,7 @@
           <w:b w:val="0"/>
           <w:sz w:val="22"/>
         </w:rPr>
-        <w:t>课程列表 / 选课（原 T7/T8）← 当前最高优先级。T7 进度：表已建成；GET /courses 待调试（3 处笔误）；再往后是前端列表页。</w:t>
+        <w:t>课程列表 / 选课（原 T7/T8）← 当前最高优先级。进度：课程表+数据+后端接口已通；下一步前端列表页（v-for 渲染），再往后才是选课 T8。</w:t>
       </w:r>
     </w:p>
     <w:p>
@@ -2321,7 +2308,7 @@
           <w:b w:val="0"/>
           <w:sz w:val="20"/>
         </w:rPr>
-        <w:t>T7  |  课程列表  |  进行中（9/21）：course 表已建成并写回 sql/init.sql；后端 GET /courses 已写、含 3 处笔误待调试；前端未做</w:t>
+        <w:t>T7  |  课程列表  |  后端已完成（9/23）：GET /courses 通、返回 courses 列表；seed.sql 已规范化。前端未开始，下一步写 v-for 与 Courses.vue</w:t>
       </w:r>
     </w:p>
     <w:p>
@@ -2531,7 +2518,7 @@
     </w:p>
     <w:p>
       <w:r>
-        <w:t>② 用户数据不在 init.sql 里：sql\init.sql 只建库建表（user 表结构），stu1 是当年用 Workbench 手工 INSERT 进去的。换机器只跑 init.sql 会没有测试用户，得自己补 INSERT。</w:t>
+        <w:t>② 数据分两个文件：sql\init.sql 只建库建表（表结构：user / course）；测试数据在 sql\seed.sql（开头 truncate + 5 条课程，幂等可反复跑）。注意 stu1 当年是手工 INSERT 进去的，不在 seed 里，换机器要自己补。</w:t>
       </w:r>
     </w:p>
     <w:p>

--- a/docs/给新Agent交接手册.docx
+++ b/docs/给新Agent交接手册.docx
@@ -2122,6 +2122,11 @@
           <w:sz w:val="20"/>
         </w:rPr>
         <w:t>每日学习时间表与督学约定.docx  |  休息日/强度/债/T1–T10；8 月表，9 月排班待用户重确认</w:t>
+      </w:r>
+    </w:p>
+    <w:p>
+      <w:r>
+        <w:t>HTML与CSS速查.docx  |  前端基础速查（标签/块级行内/表格/盒子模型/CSS 选择器与常用属性）——2026-09-24 新增，写页面时随手查</w:t>
       </w:r>
     </w:p>
     <w:p>

--- a/docs/给新Agent交接手册.docx
+++ b/docs/给新Agent交接手册.docx
@@ -1808,7 +1808,7 @@
           <w:b w:val="0"/>
           <w:sz w:val="22"/>
         </w:rPr>
-        <w:t>课程列表 / 选课（原 T7/T8）← 当前最高优先级。进度：课程表+数据+后端接口已通；下一步前端列表页（v-for 渲染），再往后才是选课 T8。</w:t>
+        <w:t>课程列表 / 选课（原 T7/T8）← T7 已完成（9/24）。下一步：T8 选课（多对多，建选课关系表 student_id + course_id）；前置可先补 JOIN 与 ref/.value 复习。</w:t>
       </w:r>
     </w:p>
     <w:p>
@@ -2313,7 +2313,7 @@
           <w:b w:val="0"/>
           <w:sz w:val="20"/>
         </w:rPr>
-        <w:t>T7  |  课程列表  |  后端已完成（9/23）：GET /courses 通、返回 courses 列表；seed.sql 已规范化。前端未开始，下一步写 v-for 与 Courses.vue</w:t>
+        <w:t>T7  |  课程列表  |  已完成（9/24）：后端 + 前端 + 数据全通，浏览器可见 5 门课。加分项：显示老师姓名需 JOIN；小尾巴：Home 加入口链接</w:t>
       </w:r>
     </w:p>
     <w:p>
@@ -2514,6 +2514,26 @@
     <w:p>
       <w:r>
         <w:t>12. 最容易读错的几件事（新 AI 请逐条核对，别想当然）</w:t>
+      </w:r>
+    </w:p>
+    <w:p>
+      <w:r>
+        <w:t>13. 前端概念掌握情况（2026-09-24 问答实测）</w:t>
+      </w:r>
+    </w:p>
+    <w:p>
+      <w:r>
+        <w:t>已立住：script setup 的作用（自动递给模板）、onMounted 为何不加括号（函数本身 vs 立刻执行）、:key 的作用（给 Vue 认出每行）、router-link vs a（SPA 内部切换）、前端守卫不等于安全。</w:t>
+      </w:r>
+    </w:p>
+    <w:p>
+      <w:r>
+        <w:t>待补：ref 与 .value 的响应式原理（本人明确说还没通，下次优先抽问）。</w:t>
+      </w:r>
+    </w:p>
+    <w:p>
+      <w:r>
+        <w:t>教学提示：本人自评「学的不少但记住的不多」——本项目必须坚持「讲一段 → 提问复述 → 纠偏」的循环，只讲不测留不住。</w:t>
       </w:r>
     </w:p>
     <w:p>
@@ -2588,7 +2608,7 @@
     </w:p>
     <w:p>
       <w:r>
-        <w:t>⑦ 他还没学的东西（别默认他会）：Python 装饰器原理、async/await 深入、中间件、连接池、SQL JOIN/索引、密码哈希与加盐、前端组件通信、TypeScript。讲到这些要先铺垫，或直接问他要不要学。</w:t>
+        <w:t>⑦ 他还没学的东西（别默认他会）：Python 类与对象、生成器、异步深入；Vue 的 ref/.value 响应式原理、computed/watch、组件通信；SQL 的 JOIN、索引、外键约束；CSS 布局（flex/grid）；TypeScript。讲到要先铺垫或先问。</w:t>
       </w:r>
     </w:p>
     <w:sectPr>

--- a/docs/给新Agent交接手册.docx
+++ b/docs/给新Agent交接手册.docx
@@ -2528,7 +2528,7 @@
     </w:p>
     <w:p>
       <w:r>
-        <w:t>待补：ref 与 .value 的响应式原理（本人明确说还没通，下次优先抽问）。</w:t>
+        <w:t>已补通（9/24 深夜）：ref 与 .value——ref(初值) 返回一个盒子对象（实测是 RefImpl，内部 _value 存值），数据在 .value 里；&lt;script&gt; 里必须写 .value，&lt;template&gt; 里 Vue 自动解包不用写；const 锁的是变量不能换指向，盒子内容可改。本人原话：知道「.value 是 ref 自带的」就不用纠结它从哪来了。</w:t>
       </w:r>
     </w:p>
     <w:p>

--- a/docs/给新Agent交接手册.docx
+++ b/docs/给新Agent交接手册.docx
@@ -1695,6 +1695,11 @@
       </w:r>
     </w:p>
     <w:p>
+      <w:r>
+        <w:t>数据表：user（人）/ course（课）/ student_course（选课关系，多对多中间表，组合唯一约束）——2026-09-25 更新</w:t>
+      </w:r>
+    </w:p>
+    <w:p>
       <w:pPr>
         <w:spacing w:after="120" w:line="276" w:lineRule="auto"/>
       </w:pPr>
@@ -1808,7 +1813,7 @@
           <w:b w:val="0"/>
           <w:sz w:val="22"/>
         </w:rPr>
-        <w:t>课程列表 / 选课（原 T7/T8）← T7 已完成（9/24）。下一步：T8 选课（多对多，建选课关系表 student_id + course_id）；前置可先补 JOIN 与 ref/.value 复习。</w:t>
+        <w:t>课程列表 / 选课（原 T7/T8）：T7 已完成（9/24）；T8 进行中（9/25），关系表已建，下一步 JOIN + 选课接口 + 页面。</w:t>
       </w:r>
     </w:p>
     <w:p>
@@ -2326,7 +2331,7 @@
           <w:b w:val="0"/>
           <w:sz w:val="20"/>
         </w:rPr>
-        <w:t>T8  |  选课  |  未做</w:t>
+        <w:t>T8  |  选课  |  进行中（9/25）：关系表 student_course 已建成（含组合唯一约束）+ 4 条测试数据；下一步学 JOIN 并做接口/页面</w:t>
       </w:r>
     </w:p>
     <w:p>

--- a/docs/给新Agent交接手册.docx
+++ b/docs/给新Agent交接手册.docx
@@ -456,7 +456,7 @@
     </w:p>
     <w:p>
       <w:r>
-        <w:t>面试口径优先（本人 2026-09-20 明确要求）：讲每个知识点时，凡是实习/面试高频的，就直接标出来「这个面试会问」，并给出可背诵的答法。他没写到的、或答偏的，主动补上。目标是：项目里的东西都能在面试里讲清楚。</w:t>
+        <w:t>面试口径优先（本人 2026-09-20 明确要求）：讲每个知识点时，凡是实习/面试高频的，就直接标出来「这个面试会问」，并给出可背诵的答法。本人于 2026-09-25 追加要求：这种「能直接背的口述句」是明确喜欢的格式——简短、口语、能用，每讲一块就补一句，可直接进面试题库。</w:t>
       </w:r>
     </w:p>
     <w:p>
@@ -2574,6 +2574,11 @@
     <w:p>
       <w:r>
         <w:t>13. 面试题库（边学边攒，面试前直接背）</w:t>
+      </w:r>
+    </w:p>
+    <w:p>
+      <w:r>
+        <w:t>CRUD 是什么？你项目怎么做数据操作？——CRUD 是 Create/Read/Update/Delete 四类操作，对应 SQL 的 insert 插入、select 查询、update 修改、delete 删除。其中 update 和 delete 必须带 where，否则会作用于全表。（注意：CRUD 的 C 对应 insert 造数据；建表的 create table 属于 DDL 管结构，不是 CRUD 的 C。）</w:t>
       </w:r>
     </w:p>
     <w:p>

--- a/docs/给新Agent交接手册.docx
+++ b/docs/给新Agent交接手册.docx
@@ -2331,7 +2331,7 @@
           <w:b w:val="0"/>
           <w:sz w:val="20"/>
         </w:rPr>
-        <w:t>T8  |  选课  |  进行中（9/25）：关系表 student_course 已建成（含组合唯一约束）+ 4 条测试数据；下一步学 JOIN 并做接口/页面</w:t>
+        <w:t>T8  |  选课  |  进行中：关系表 student_course 已建（9/25）+ 4 条测试数据；10/2 开讲 JOIN 但未跑过第一条连表查询。下一步：Workbench 跑 JOIN → 后端接口 → 前端页面</w:t>
       </w:r>
     </w:p>
     <w:p>
@@ -2574,6 +2574,11 @@
     <w:p>
       <w:r>
         <w:t>13. 面试题库（边学边攒，面试前直接背）</w:t>
+      </w:r>
+    </w:p>
+    <w:p>
+      <w:r>
+        <w:t>待办（求职，优先于学习）：招聘方 2026-10-01 来信，要求把代码 + 测试过程 + README 发到邮箱 403778123@qq.com。尚未回复。计划：先写 README.md（详细版），再建 GitHub 账号推现有 16 个 commit，然后回信附链接。注意：根目录有若干无关未跟踪文件（_ms.py、商业计划书、清准备份-搜狗/ 等），推送前确认为未跟踪状态即可不入选。</w:t>
       </w:r>
     </w:p>
     <w:p>

--- a/docs/给新Agent交接手册.docx
+++ b/docs/给新Agent交接手册.docx
@@ -1813,7 +1813,7 @@
           <w:b w:val="0"/>
           <w:sz w:val="22"/>
         </w:rPr>
-        <w:t>课程列表 / 选课（原 T7/T8）：T7 已完成（9/24）；T8 进行中（9/25），关系表已建，下一步 JOIN + 选课接口 + 页面。</w:t>
+        <w:t>课程列表 / 选课（原 T7/T8）：T7 完成；T8 后端完成（选课 + 退课接口，10/9 测通），下一步做 T8 前端（选课/退课按钮）。</w:t>
       </w:r>
     </w:p>
     <w:p>
@@ -2331,7 +2331,7 @@
           <w:b w:val="0"/>
           <w:sz w:val="20"/>
         </w:rPr>
-        <w:t>T8  |  选课  |  进行中：关系表 student_course 已建（9/25）+ 4 条测试数据；10/2 开讲 JOIN 但未跑过第一条连表查询。下一步：Workbench 跑 JOIN → 后端接口 → 前端页面</w:t>
+        <w:t>T8  |  选课  |  后端完成（9/25 关系表 + 10/9 选课/退课接口，含容量校验与越权防护）；前端未做</w:t>
       </w:r>
     </w:p>
     <w:p>
